--- a/3312_barchenkov_lebedev_sharapov-lab01.docx
+++ b/3312_barchenkov_lebedev_sharapov-lab01.docx
@@ -719,7 +719,7 @@
             </w:rPr>
             <w:fldChar w:fldCharType="separate"/>
           </w:r>
-          <w:hyperlink w:anchor="_Toc225708470" w:history="1">
+          <w:hyperlink w:anchor="_Toc225710935" w:history="1">
             <w:r>
               <w:rPr>
                 <w:rStyle w:val="af0"/>
@@ -746,7 +746,7 @@
                 <w:noProof/>
                 <w:webHidden/>
               </w:rPr>
-              <w:instrText xml:space="preserve"> PAGEREF _Toc225708470 \h </w:instrText>
+              <w:instrText xml:space="preserve"> PAGEREF _Toc225710935 \h </w:instrText>
             </w:r>
             <w:r>
               <w:rPr>
@@ -790,7 +790,7 @@
               <w14:ligatures w14:val="standardContextual"/>
             </w:rPr>
           </w:pPr>
-          <w:hyperlink w:anchor="_Toc225708471" w:history="1">
+          <w:hyperlink w:anchor="_Toc225710936" w:history="1">
             <w:r>
               <w:rPr>
                 <w:rStyle w:val="af0"/>
@@ -817,7 +817,7 @@
                 <w:noProof/>
                 <w:webHidden/>
               </w:rPr>
-              <w:instrText xml:space="preserve"> PAGEREF _Toc225708471 \h </w:instrText>
+              <w:instrText xml:space="preserve"> PAGEREF _Toc225710936 \h </w:instrText>
             </w:r>
             <w:r>
               <w:rPr>
@@ -861,7 +861,7 @@
               <w14:ligatures w14:val="standardContextual"/>
             </w:rPr>
           </w:pPr>
-          <w:hyperlink w:anchor="_Toc225708472" w:history="1">
+          <w:hyperlink w:anchor="_Toc225710937" w:history="1">
             <w:r>
               <w:rPr>
                 <w:rStyle w:val="af0"/>
@@ -888,7 +888,7 @@
                 <w:noProof/>
                 <w:webHidden/>
               </w:rPr>
-              <w:instrText xml:space="preserve"> PAGEREF _Toc225708472 \h </w:instrText>
+              <w:instrText xml:space="preserve"> PAGEREF _Toc225710937 \h </w:instrText>
             </w:r>
             <w:r>
               <w:rPr>
@@ -932,7 +932,7 @@
               <w14:ligatures w14:val="standardContextual"/>
             </w:rPr>
           </w:pPr>
-          <w:hyperlink w:anchor="_Toc225708473" w:history="1">
+          <w:hyperlink w:anchor="_Toc225710938" w:history="1">
             <w:r>
               <w:rPr>
                 <w:rStyle w:val="af0"/>
@@ -959,7 +959,7 @@
                 <w:noProof/>
                 <w:webHidden/>
               </w:rPr>
-              <w:instrText xml:space="preserve"> PAGEREF _Toc225708473 \h </w:instrText>
+              <w:instrText xml:space="preserve"> PAGEREF _Toc225710938 \h </w:instrText>
             </w:r>
             <w:r>
               <w:rPr>
@@ -979,7 +979,7 @@
                 <w:noProof/>
                 <w:webHidden/>
               </w:rPr>
-              <w:t>3</w:t>
+              <w:t>4</w:t>
             </w:r>
             <w:r>
               <w:rPr>
@@ -1003,7 +1003,7 @@
               <w14:ligatures w14:val="standardContextual"/>
             </w:rPr>
           </w:pPr>
-          <w:hyperlink w:anchor="_Toc225708474" w:history="1">
+          <w:hyperlink w:anchor="_Toc225710939" w:history="1">
             <w:r>
               <w:rPr>
                 <w:rStyle w:val="af0"/>
@@ -1030,7 +1030,7 @@
                 <w:noProof/>
                 <w:webHidden/>
               </w:rPr>
-              <w:instrText xml:space="preserve"> PAGEREF _Toc225708474 \h </w:instrText>
+              <w:instrText xml:space="preserve"> PAGEREF _Toc225710939 \h </w:instrText>
             </w:r>
             <w:r>
               <w:rPr>
@@ -1050,7 +1050,7 @@
                 <w:noProof/>
                 <w:webHidden/>
               </w:rPr>
-              <w:t>4</w:t>
+              <w:t>5</w:t>
             </w:r>
             <w:r>
               <w:rPr>
@@ -1074,7 +1074,7 @@
               <w14:ligatures w14:val="standardContextual"/>
             </w:rPr>
           </w:pPr>
-          <w:hyperlink w:anchor="_Toc225708475" w:history="1">
+          <w:hyperlink w:anchor="_Toc225710940" w:history="1">
             <w:r>
               <w:rPr>
                 <w:rStyle w:val="af0"/>
@@ -1101,7 +1101,7 @@
                 <w:noProof/>
                 <w:webHidden/>
               </w:rPr>
-              <w:instrText xml:space="preserve"> PAGEREF _Toc225708475 \h </w:instrText>
+              <w:instrText xml:space="preserve"> PAGEREF _Toc225710940 \h </w:instrText>
             </w:r>
             <w:r>
               <w:rPr>
@@ -1145,7 +1145,7 @@
               <w14:ligatures w14:val="standardContextual"/>
             </w:rPr>
           </w:pPr>
-          <w:hyperlink w:anchor="_Toc225708476" w:history="1">
+          <w:hyperlink w:anchor="_Toc225710941" w:history="1">
             <w:r>
               <w:rPr>
                 <w:rStyle w:val="af0"/>
@@ -1172,7 +1172,7 @@
                 <w:noProof/>
                 <w:webHidden/>
               </w:rPr>
-              <w:instrText xml:space="preserve"> PAGEREF _Toc225708476 \h </w:instrText>
+              <w:instrText xml:space="preserve"> PAGEREF _Toc225710941 \h </w:instrText>
             </w:r>
             <w:r>
               <w:rPr>
@@ -1193,6 +1193,77 @@
                 <w:webHidden/>
               </w:rPr>
               <w:t>9</w:t>
+            </w:r>
+            <w:r>
+              <w:rPr>
+                <w:noProof/>
+                <w:webHidden/>
+              </w:rPr>
+              <w:fldChar w:fldCharType="end"/>
+            </w:r>
+          </w:hyperlink>
+        </w:p>
+        <w:p>
+          <w:pPr>
+            <w:pStyle w:val="13"/>
+            <w:rPr>
+              <w:rFonts w:asciiTheme="minorHAnsi" w:eastAsiaTheme="minorEastAsia" w:hAnsiTheme="minorHAnsi"/>
+              <w:noProof/>
+              <w:kern w:val="2"/>
+              <w:sz w:val="24"/>
+              <w:szCs w:val="24"/>
+              <w:lang w:eastAsia="ru-RU"/>
+              <w14:ligatures w14:val="standardContextual"/>
+            </w:rPr>
+          </w:pPr>
+          <w:hyperlink w:anchor="_Toc225710942" w:history="1">
+            <w:r>
+              <w:rPr>
+                <w:rStyle w:val="af0"/>
+                <w:noProof/>
+              </w:rPr>
+              <w:t>ПРИЛОЖЕНИЕ</w:t>
+            </w:r>
+            <w:r>
+              <w:rPr>
+                <w:noProof/>
+                <w:webHidden/>
+              </w:rPr>
+              <w:tab/>
+            </w:r>
+            <w:r>
+              <w:rPr>
+                <w:noProof/>
+                <w:webHidden/>
+              </w:rPr>
+              <w:fldChar w:fldCharType="begin"/>
+            </w:r>
+            <w:r>
+              <w:rPr>
+                <w:noProof/>
+                <w:webHidden/>
+              </w:rPr>
+              <w:instrText xml:space="preserve"> PAGEREF _Toc225710942 \h </w:instrText>
+            </w:r>
+            <w:r>
+              <w:rPr>
+                <w:noProof/>
+                <w:webHidden/>
+              </w:rPr>
+            </w:r>
+            <w:r>
+              <w:rPr>
+                <w:noProof/>
+                <w:webHidden/>
+              </w:rPr>
+              <w:fldChar w:fldCharType="separate"/>
+            </w:r>
+            <w:r>
+              <w:rPr>
+                <w:noProof/>
+                <w:webHidden/>
+              </w:rPr>
+              <w:t>10</w:t>
             </w:r>
             <w:r>
               <w:rPr>
@@ -1243,7 +1314,7 @@
       <w:pPr>
         <w:pStyle w:val="a5"/>
       </w:pPr>
-      <w:bookmarkStart w:id="0" w:name="_Toc225708470"/>
+      <w:bookmarkStart w:id="0" w:name="_Toc225710935"/>
       <w:r>
         <w:lastRenderedPageBreak/>
         <w:t>Ц</w:t>
@@ -1270,7 +1341,7 @@
       <w:pPr>
         <w:pStyle w:val="a5"/>
       </w:pPr>
-      <w:bookmarkStart w:id="1" w:name="_Toc225708471"/>
+      <w:bookmarkStart w:id="1" w:name="_Toc225710936"/>
       <w:r>
         <w:t>ОПИСАНИЕ ЗАДАНИЯ</w:t>
       </w:r>
@@ -1376,7 +1447,7 @@
       <w:pPr>
         <w:pStyle w:val="a5"/>
       </w:pPr>
-      <w:bookmarkStart w:id="2" w:name="_Toc225708472"/>
+      <w:bookmarkStart w:id="2" w:name="_Toc225710937"/>
       <w:r>
         <w:t>ПОДГОТОВКА ДАННЫХ</w:t>
       </w:r>
@@ -1617,6 +1688,7 @@
         </w:rPr>
         <w:t>_</w:t>
       </w:r>
+      <w:proofErr w:type="gramStart"/>
       <w:r>
         <w:rPr>
           <w:rFonts w:ascii="Consolas" w:hAnsi="Consolas"/>
@@ -1632,51 +1704,48 @@
           <w:sz w:val="24"/>
           <w:szCs w:val="20"/>
         </w:rPr>
-        <w:t>()</w:t>
-      </w:r>
-      <w:r>
-        <w:t xml:space="preserve"> </w:t>
-      </w:r>
-      <w:r>
-        <w:t>создаются</w:t>
-      </w:r>
-      <w:r>
-        <w:t xml:space="preserve"> </w:t>
-      </w:r>
-      <w:r>
-        <w:t>переменные</w:t>
-      </w:r>
-      <w:r>
-        <w:t xml:space="preserve"> </w:t>
-      </w:r>
+        <w:t>(</w:t>
+      </w:r>
+      <w:proofErr w:type="gramEnd"/>
       <w:r>
         <w:rPr>
           <w:rFonts w:ascii="Consolas" w:hAnsi="Consolas"/>
           <w:sz w:val="24"/>
           <w:szCs w:val="20"/>
-          <w:lang w:val="en-US"/>
-        </w:rPr>
-        <w:t>train</w:t>
+        </w:rPr>
+        <w:t>)</w:t>
+      </w:r>
+      <w:r>
+        <w:t xml:space="preserve"> </w:t>
+      </w:r>
+      <w:r>
+        <w:t>создаются</w:t>
+      </w:r>
+      <w:r>
+        <w:t xml:space="preserve"> </w:t>
+      </w:r>
+      <w:r>
+        <w:t>переменные</w:t>
+      </w:r>
+      <w:r>
+        <w:t xml:space="preserve"> </w:t>
       </w:r>
       <w:r>
         <w:rPr>
           <w:rFonts w:ascii="Consolas" w:hAnsi="Consolas"/>
           <w:sz w:val="24"/>
           <w:szCs w:val="20"/>
-        </w:rPr>
-        <w:t>_</w:t>
+          <w:lang w:val="en-US"/>
+        </w:rPr>
+        <w:t>train</w:t>
       </w:r>
       <w:r>
         <w:rPr>
           <w:rFonts w:ascii="Consolas" w:hAnsi="Consolas"/>
           <w:sz w:val="24"/>
           <w:szCs w:val="20"/>
-          <w:lang w:val="en-US"/>
-        </w:rPr>
-        <w:t>gen</w:t>
-      </w:r>
-      <w:r>
-        <w:t xml:space="preserve">, </w:t>
+        </w:rPr>
+        <w:t>_</w:t>
       </w:r>
       <w:r>
         <w:rPr>
@@ -1685,27 +1754,27 @@
           <w:szCs w:val="20"/>
           <w:lang w:val="en-US"/>
         </w:rPr>
-        <w:t>valid</w:t>
+        <w:t>gen</w:t>
+      </w:r>
+      <w:r>
+        <w:t xml:space="preserve">, </w:t>
       </w:r>
       <w:r>
         <w:rPr>
           <w:rFonts w:ascii="Consolas" w:hAnsi="Consolas"/>
           <w:sz w:val="24"/>
           <w:szCs w:val="20"/>
-        </w:rPr>
-        <w:t>_</w:t>
+          <w:lang w:val="en-US"/>
+        </w:rPr>
+        <w:t>valid</w:t>
       </w:r>
       <w:r>
         <w:rPr>
           <w:rFonts w:ascii="Consolas" w:hAnsi="Consolas"/>
           <w:sz w:val="24"/>
           <w:szCs w:val="20"/>
-          <w:lang w:val="en-US"/>
-        </w:rPr>
-        <w:t>gen</w:t>
-      </w:r>
-      <w:r>
-        <w:t xml:space="preserve">, </w:t>
+        </w:rPr>
+        <w:t>_</w:t>
       </w:r>
       <w:r>
         <w:rPr>
@@ -1714,65 +1783,95 @@
           <w:szCs w:val="20"/>
           <w:lang w:val="en-US"/>
         </w:rPr>
-        <w:t>test</w:t>
+        <w:t>gen</w:t>
+      </w:r>
+      <w:r>
+        <w:t xml:space="preserve">, </w:t>
       </w:r>
       <w:r>
         <w:rPr>
           <w:rFonts w:ascii="Consolas" w:hAnsi="Consolas"/>
           <w:sz w:val="24"/>
           <w:szCs w:val="20"/>
-        </w:rPr>
-        <w:t>_</w:t>
+          <w:lang w:val="en-US"/>
+        </w:rPr>
+        <w:t>test</w:t>
       </w:r>
       <w:r>
         <w:rPr>
           <w:rFonts w:ascii="Consolas" w:hAnsi="Consolas"/>
           <w:sz w:val="24"/>
           <w:szCs w:val="20"/>
-          <w:lang w:val="en-US"/>
-        </w:rPr>
-        <w:t>gen</w:t>
-      </w:r>
-      <w:r>
-        <w:t xml:space="preserve">, </w:t>
-      </w:r>
-      <w:r>
-        <w:t>которые можно подавать моделям на вход. Для этого внутри функции данные делятся в соотношении 20 к 80, в зависимости от типа модели задаются необходимые параметры, фотографии приводятся к одинаковому размеру и производится а</w:t>
-      </w:r>
-      <w:r>
-        <w:t>угментация</w:t>
-      </w:r>
-      <w:r>
-        <w:t xml:space="preserve"> (случайный поворот, смещение и т.п.). В конце с помощью </w:t>
-      </w:r>
-      <w:proofErr w:type="spellStart"/>
+        </w:rPr>
+        <w:t>_</w:t>
+      </w:r>
       <w:r>
         <w:rPr>
           <w:rFonts w:ascii="Consolas" w:hAnsi="Consolas"/>
           <w:sz w:val="24"/>
           <w:szCs w:val="20"/>
-        </w:rPr>
-        <w:t>flow_from_dataframe</w:t>
-      </w:r>
-      <w:proofErr w:type="spellEnd"/>
+          <w:lang w:val="en-US"/>
+        </w:rPr>
+        <w:t>gen</w:t>
+      </w:r>
+      <w:r>
+        <w:t xml:space="preserve">, </w:t>
+      </w:r>
+      <w:r>
+        <w:t>которые можно подавать моделям на вход. Для этого внутри функции данные делятся в соотношении 20 к 80, в зависимости от типа модели задаются необходимые параметры, фотографии приводятся к одинаковому размеру и производится а</w:t>
+      </w:r>
+      <w:r>
+        <w:t>угментация</w:t>
+      </w:r>
+      <w:r>
+        <w:t xml:space="preserve"> (случайный поворот, смещение и т.п.). В конце с помощью </w:t>
+      </w:r>
+      <w:proofErr w:type="spellStart"/>
       <w:r>
         <w:rPr>
           <w:rFonts w:ascii="Consolas" w:hAnsi="Consolas"/>
           <w:sz w:val="24"/>
           <w:szCs w:val="20"/>
         </w:rPr>
-        <w:t>()</w:t>
-      </w:r>
-      <w:r>
-        <w:t xml:space="preserve"> создаются и возвращаются объекты класса </w:t>
-      </w:r>
-      <w:proofErr w:type="spellStart"/>
+        <w:t>flow_from_</w:t>
+      </w:r>
+      <w:proofErr w:type="gramStart"/>
       <w:r>
         <w:rPr>
           <w:rFonts w:ascii="Consolas" w:hAnsi="Consolas"/>
           <w:sz w:val="24"/>
           <w:szCs w:val="20"/>
         </w:rPr>
+        <w:t>dataframe</w:t>
+      </w:r>
+      <w:proofErr w:type="spellEnd"/>
+      <w:r>
+        <w:rPr>
+          <w:rFonts w:ascii="Consolas" w:hAnsi="Consolas"/>
+          <w:sz w:val="24"/>
+          <w:szCs w:val="20"/>
+        </w:rPr>
+        <w:t>(</w:t>
+      </w:r>
+      <w:proofErr w:type="gramEnd"/>
+      <w:r>
+        <w:rPr>
+          <w:rFonts w:ascii="Consolas" w:hAnsi="Consolas"/>
+          <w:sz w:val="24"/>
+          <w:szCs w:val="20"/>
+        </w:rPr>
+        <w:t>)</w:t>
+      </w:r>
+      <w:r>
+        <w:t xml:space="preserve"> создаются и возвращаются объекты класса </w:t>
+      </w:r>
+      <w:proofErr w:type="spellStart"/>
+      <w:r>
+        <w:rPr>
+          <w:rFonts w:ascii="Consolas" w:hAnsi="Consolas"/>
+          <w:sz w:val="24"/>
+          <w:szCs w:val="20"/>
+        </w:rPr>
         <w:t>DataFrameIterator</w:t>
       </w:r>
       <w:proofErr w:type="spellEnd"/>
@@ -1785,7 +1884,7 @@
       <w:pPr>
         <w:pStyle w:val="a5"/>
       </w:pPr>
-      <w:bookmarkStart w:id="3" w:name="_Toc225708473"/>
+      <w:bookmarkStart w:id="3" w:name="_Toc225710938"/>
       <w:r>
         <w:lastRenderedPageBreak/>
         <w:t>СТРУКТУРА МОДЕЛЕЙ</w:t>
@@ -1797,10 +1896,12 @@
         <w:t xml:space="preserve">Все модели реализованы в модуле main.py с помощью </w:t>
       </w:r>
       <w:proofErr w:type="spellStart"/>
+      <w:proofErr w:type="gramStart"/>
       <w:r>
         <w:t>tensorflow.keras</w:t>
       </w:r>
       <w:proofErr w:type="spellEnd"/>
+      <w:proofErr w:type="gramEnd"/>
       <w:r>
         <w:t>.</w:t>
       </w:r>
@@ -3349,6 +3450,7 @@
         <w:t xml:space="preserve"> классическая архитектура 2012 года, реализованная вручную: </w:t>
       </w:r>
       <w:proofErr w:type="spellStart"/>
+      <w:proofErr w:type="gramStart"/>
       <w:r>
         <w:rPr>
           <w:rFonts w:ascii="Consolas" w:hAnsi="Consolas"/>
@@ -3364,220 +3466,219 @@
           <w:sz w:val="24"/>
           <w:szCs w:val="20"/>
         </w:rPr>
-        <w:t xml:space="preserve">(11×11, 96) → </w:t>
-      </w:r>
-      <w:proofErr w:type="spellStart"/>
+        <w:t>(</w:t>
+      </w:r>
+      <w:proofErr w:type="gramEnd"/>
       <w:r>
         <w:rPr>
           <w:rFonts w:ascii="Consolas" w:hAnsi="Consolas"/>
           <w:sz w:val="24"/>
           <w:szCs w:val="20"/>
         </w:rPr>
-        <w:t>MaxPool</w:t>
-      </w:r>
-      <w:proofErr w:type="spellEnd"/>
+        <w:t xml:space="preserve">11×11, 96) → </w:t>
+      </w:r>
+      <w:proofErr w:type="spellStart"/>
       <w:r>
         <w:rPr>
           <w:rFonts w:ascii="Consolas" w:hAnsi="Consolas"/>
           <w:sz w:val="24"/>
           <w:szCs w:val="20"/>
         </w:rPr>
-        <w:t xml:space="preserve"> → </w:t>
-      </w:r>
-      <w:proofErr w:type="spellStart"/>
+        <w:t>MaxPool</w:t>
+      </w:r>
+      <w:proofErr w:type="spellEnd"/>
       <w:r>
         <w:rPr>
           <w:rFonts w:ascii="Consolas" w:hAnsi="Consolas"/>
           <w:sz w:val="24"/>
           <w:szCs w:val="20"/>
         </w:rPr>
-        <w:t>Conv</w:t>
-      </w:r>
-      <w:proofErr w:type="spellEnd"/>
+        <w:t xml:space="preserve"> → </w:t>
+      </w:r>
+      <w:proofErr w:type="spellStart"/>
       <w:r>
         <w:rPr>
           <w:rFonts w:ascii="Consolas" w:hAnsi="Consolas"/>
           <w:sz w:val="24"/>
           <w:szCs w:val="20"/>
         </w:rPr>
-        <w:t xml:space="preserve">(5×5, 256) → </w:t>
-      </w:r>
-      <w:proofErr w:type="spellStart"/>
+        <w:t>Conv</w:t>
+      </w:r>
+      <w:proofErr w:type="spellEnd"/>
       <w:r>
         <w:rPr>
           <w:rFonts w:ascii="Consolas" w:hAnsi="Consolas"/>
           <w:sz w:val="24"/>
           <w:szCs w:val="20"/>
         </w:rPr>
-        <w:t>MaxPool</w:t>
-      </w:r>
-      <w:proofErr w:type="spellEnd"/>
+        <w:t xml:space="preserve">(5×5, 256) → </w:t>
+      </w:r>
+      <w:proofErr w:type="spellStart"/>
       <w:r>
         <w:rPr>
           <w:rFonts w:ascii="Consolas" w:hAnsi="Consolas"/>
           <w:sz w:val="24"/>
           <w:szCs w:val="20"/>
         </w:rPr>
-        <w:t xml:space="preserve"> → три </w:t>
-      </w:r>
-      <w:proofErr w:type="spellStart"/>
+        <w:t>MaxPool</w:t>
+      </w:r>
+      <w:proofErr w:type="spellEnd"/>
       <w:r>
         <w:rPr>
           <w:rFonts w:ascii="Consolas" w:hAnsi="Consolas"/>
           <w:sz w:val="24"/>
           <w:szCs w:val="20"/>
         </w:rPr>
-        <w:t>Conv</w:t>
-      </w:r>
-      <w:proofErr w:type="spellEnd"/>
+        <w:t xml:space="preserve"> → три </w:t>
+      </w:r>
+      <w:proofErr w:type="spellStart"/>
       <w:r>
         <w:rPr>
           <w:rFonts w:ascii="Consolas" w:hAnsi="Consolas"/>
           <w:sz w:val="24"/>
           <w:szCs w:val="20"/>
         </w:rPr>
-        <w:t xml:space="preserve">(3×3, 384/384/256) → </w:t>
-      </w:r>
-      <w:proofErr w:type="spellStart"/>
+        <w:t>Conv</w:t>
+      </w:r>
+      <w:proofErr w:type="spellEnd"/>
       <w:r>
         <w:rPr>
           <w:rFonts w:ascii="Consolas" w:hAnsi="Consolas"/>
           <w:sz w:val="24"/>
           <w:szCs w:val="20"/>
         </w:rPr>
-        <w:t>MaxPool</w:t>
-      </w:r>
-      <w:proofErr w:type="spellEnd"/>
+        <w:t xml:space="preserve">(3×3, 384/384/256) → </w:t>
+      </w:r>
+      <w:proofErr w:type="spellStart"/>
       <w:r>
         <w:rPr>
           <w:rFonts w:ascii="Consolas" w:hAnsi="Consolas"/>
           <w:sz w:val="24"/>
           <w:szCs w:val="20"/>
         </w:rPr>
-        <w:t xml:space="preserve"> → два </w:t>
-      </w:r>
-      <w:proofErr w:type="spellStart"/>
+        <w:t>MaxPool</w:t>
+      </w:r>
+      <w:proofErr w:type="spellEnd"/>
       <w:r>
         <w:rPr>
           <w:rFonts w:ascii="Consolas" w:hAnsi="Consolas"/>
           <w:sz w:val="24"/>
           <w:szCs w:val="20"/>
         </w:rPr>
-        <w:t>Dense</w:t>
-      </w:r>
-      <w:proofErr w:type="spellEnd"/>
+        <w:t xml:space="preserve"> → два </w:t>
+      </w:r>
+      <w:proofErr w:type="spellStart"/>
       <w:r>
         <w:rPr>
           <w:rFonts w:ascii="Consolas" w:hAnsi="Consolas"/>
           <w:sz w:val="24"/>
           <w:szCs w:val="20"/>
         </w:rPr>
-        <w:t xml:space="preserve">(4096) с </w:t>
-      </w:r>
-      <w:proofErr w:type="spellStart"/>
+        <w:t>Dense</w:t>
+      </w:r>
+      <w:proofErr w:type="spellEnd"/>
       <w:r>
         <w:rPr>
           <w:rFonts w:ascii="Consolas" w:hAnsi="Consolas"/>
           <w:sz w:val="24"/>
           <w:szCs w:val="20"/>
         </w:rPr>
-        <w:t>Dropout</w:t>
-      </w:r>
-      <w:proofErr w:type="spellEnd"/>
+        <w:t xml:space="preserve">(4096) с </w:t>
+      </w:r>
+      <w:proofErr w:type="spellStart"/>
       <w:r>
         <w:rPr>
           <w:rFonts w:ascii="Consolas" w:hAnsi="Consolas"/>
           <w:sz w:val="24"/>
           <w:szCs w:val="20"/>
         </w:rPr>
-        <w:t xml:space="preserve">(0.3) → </w:t>
-      </w:r>
-      <w:proofErr w:type="spellStart"/>
+        <w:t>Dropout</w:t>
+      </w:r>
+      <w:proofErr w:type="spellEnd"/>
       <w:r>
         <w:rPr>
           <w:rFonts w:ascii="Consolas" w:hAnsi="Consolas"/>
           <w:sz w:val="24"/>
           <w:szCs w:val="20"/>
         </w:rPr>
-        <w:t>Dense</w:t>
-      </w:r>
-      <w:proofErr w:type="spellEnd"/>
+        <w:t xml:space="preserve">(0.3) → </w:t>
+      </w:r>
+      <w:proofErr w:type="spellStart"/>
       <w:r>
         <w:rPr>
           <w:rFonts w:ascii="Consolas" w:hAnsi="Consolas"/>
           <w:sz w:val="24"/>
           <w:szCs w:val="20"/>
         </w:rPr>
-        <w:t>(2)</w:t>
-      </w:r>
-      <w:r>
-        <w:t>.</w:t>
-      </w:r>
-    </w:p>
-    <w:p>
-      <w:pPr>
-        <w:rPr>
-          <w:lang w:val="en-US"/>
-        </w:rPr>
-      </w:pPr>
-      <w:r>
-        <w:rPr>
-          <w:lang w:val="en-US"/>
-        </w:rPr>
-        <w:t xml:space="preserve">VGG16 </w:t>
-      </w:r>
-      <w:r>
-        <w:t>и</w:t>
-      </w:r>
-      <w:r>
-        <w:rPr>
-          <w:lang w:val="en-US"/>
-        </w:rPr>
-        <w:t xml:space="preserve"> VGG19 </w:t>
-      </w:r>
-      <w:r>
-        <w:rPr>
-          <w:rFonts w:cs="Times New Roman"/>
-          <w:lang w:val="en-US"/>
-        </w:rPr>
-        <w:t>–</w:t>
-      </w:r>
-      <w:r>
-        <w:rPr>
-          <w:lang w:val="en-US"/>
-        </w:rPr>
-        <w:t xml:space="preserve"> </w:t>
-      </w:r>
-      <w:r>
-        <w:t>используют</w:t>
-      </w:r>
-      <w:r>
-        <w:rPr>
-          <w:lang w:val="en-US"/>
-        </w:rPr>
-        <w:t xml:space="preserve"> </w:t>
-      </w:r>
-      <w:proofErr w:type="spellStart"/>
-      <w:r>
-        <w:t>предобученные</w:t>
+        <w:t>Dense</w:t>
       </w:r>
       <w:proofErr w:type="spellEnd"/>
-      <w:r>
-        <w:rPr>
-          <w:lang w:val="en-US"/>
-        </w:rPr>
-        <w:t xml:space="preserve"> backbone (</w:t>
-      </w:r>
       <w:r>
         <w:rPr>
           <w:rFonts w:ascii="Consolas" w:hAnsi="Consolas"/>
           <w:sz w:val="24"/>
           <w:szCs w:val="20"/>
-          <w:lang w:val="en-US"/>
-        </w:rPr>
-        <w:t>weights='</w:t>
+        </w:rPr>
+        <w:t>(2)</w:t>
+      </w:r>
+      <w:r>
+        <w:t>.</w:t>
+      </w:r>
+    </w:p>
+    <w:p>
+      <w:pPr>
+        <w:rPr>
+          <w:lang w:val="en-US"/>
+        </w:rPr>
+      </w:pPr>
+      <w:r>
+        <w:rPr>
+          <w:lang w:val="en-US"/>
+        </w:rPr>
+        <w:t xml:space="preserve">VGG16 </w:t>
+      </w:r>
+      <w:r>
+        <w:t>и</w:t>
+      </w:r>
+      <w:r>
+        <w:rPr>
+          <w:lang w:val="en-US"/>
+        </w:rPr>
+        <w:t xml:space="preserve"> VGG19 </w:t>
+      </w:r>
+      <w:r>
+        <w:rPr>
+          <w:rFonts w:cs="Times New Roman"/>
+          <w:lang w:val="en-US"/>
+        </w:rPr>
+        <w:t>–</w:t>
+      </w:r>
+      <w:r>
+        <w:rPr>
+          <w:lang w:val="en-US"/>
+        </w:rPr>
+        <w:t xml:space="preserve"> </w:t>
+      </w:r>
+      <w:r>
+        <w:t>используют</w:t>
+      </w:r>
+      <w:r>
+        <w:rPr>
+          <w:lang w:val="en-US"/>
+        </w:rPr>
+        <w:t xml:space="preserve"> </w:t>
       </w:r>
       <w:proofErr w:type="spellStart"/>
+      <w:r>
+        <w:t>предобученные</w:t>
+      </w:r>
+      <w:proofErr w:type="spellEnd"/>
+      <w:r>
+        <w:rPr>
+          <w:lang w:val="en-US"/>
+        </w:rPr>
+        <w:t xml:space="preserve"> backbone (</w:t>
+      </w:r>
       <w:r>
         <w:rPr>
           <w:rFonts w:ascii="Consolas" w:hAnsi="Consolas"/>
@@ -3585,9 +3686,9 @@
           <w:szCs w:val="20"/>
           <w:lang w:val="en-US"/>
         </w:rPr>
-        <w:t>imagenet</w:t>
-      </w:r>
-      <w:proofErr w:type="spellEnd"/>
+        <w:t>weights='</w:t>
+      </w:r>
+      <w:proofErr w:type="spellStart"/>
       <w:r>
         <w:rPr>
           <w:rFonts w:ascii="Consolas" w:hAnsi="Consolas"/>
@@ -3595,9 +3696,9 @@
           <w:szCs w:val="20"/>
           <w:lang w:val="en-US"/>
         </w:rPr>
-        <w:t xml:space="preserve">', </w:t>
-      </w:r>
-      <w:proofErr w:type="spellStart"/>
+        <w:t>imagenet</w:t>
+      </w:r>
+      <w:proofErr w:type="spellEnd"/>
       <w:r>
         <w:rPr>
           <w:rFonts w:ascii="Consolas" w:hAnsi="Consolas"/>
@@ -3605,9 +3706,9 @@
           <w:szCs w:val="20"/>
           <w:lang w:val="en-US"/>
         </w:rPr>
-        <w:t>include_top</w:t>
-      </w:r>
-      <w:proofErr w:type="spellEnd"/>
+        <w:t xml:space="preserve">', </w:t>
+      </w:r>
+      <w:proofErr w:type="spellStart"/>
       <w:r>
         <w:rPr>
           <w:rFonts w:ascii="Consolas" w:hAnsi="Consolas"/>
@@ -3615,23 +3716,9 @@
           <w:szCs w:val="20"/>
           <w:lang w:val="en-US"/>
         </w:rPr>
-        <w:t>=False</w:t>
-      </w:r>
-      <w:r>
-        <w:rPr>
-          <w:lang w:val="en-US"/>
-        </w:rPr>
-        <w:t xml:space="preserve">). Backbone </w:t>
-      </w:r>
-      <w:r>
-        <w:t>заморожен</w:t>
-      </w:r>
-      <w:r>
-        <w:rPr>
-          <w:lang w:val="en-US"/>
-        </w:rPr>
-        <w:t xml:space="preserve"> (</w:t>
-      </w:r>
+        <w:t>include_top</w:t>
+      </w:r>
+      <w:proofErr w:type="spellEnd"/>
       <w:r>
         <w:rPr>
           <w:rFonts w:ascii="Consolas" w:hAnsi="Consolas"/>
@@ -3639,22 +3726,22 @@
           <w:szCs w:val="20"/>
           <w:lang w:val="en-US"/>
         </w:rPr>
-        <w:t>trainable=False</w:t>
-      </w:r>
-      <w:r>
-        <w:rPr>
-          <w:lang w:val="en-US"/>
-        </w:rPr>
-        <w:t xml:space="preserve">). </w:t>
-      </w:r>
-      <w:r>
-        <w:t>Добавлены</w:t>
-      </w:r>
-      <w:r>
-        <w:rPr>
-          <w:lang w:val="en-US"/>
-        </w:rPr>
-        <w:t xml:space="preserve">: </w:t>
+        <w:t>=False</w:t>
+      </w:r>
+      <w:r>
+        <w:rPr>
+          <w:lang w:val="en-US"/>
+        </w:rPr>
+        <w:t xml:space="preserve">). Backbone </w:t>
+      </w:r>
+      <w:r>
+        <w:t>заморожен</w:t>
+      </w:r>
+      <w:r>
+        <w:rPr>
+          <w:lang w:val="en-US"/>
+        </w:rPr>
+        <w:t xml:space="preserve"> (</w:t>
       </w:r>
       <w:r>
         <w:rPr>
@@ -3663,9 +3750,23 @@
           <w:szCs w:val="20"/>
           <w:lang w:val="en-US"/>
         </w:rPr>
-        <w:t xml:space="preserve">GlobalAveragePooling2D → Dense(512, </w:t>
-      </w:r>
-      <w:proofErr w:type="spellStart"/>
+        <w:t>trainable=False</w:t>
+      </w:r>
+      <w:r>
+        <w:rPr>
+          <w:lang w:val="en-US"/>
+        </w:rPr>
+        <w:t xml:space="preserve">). </w:t>
+      </w:r>
+      <w:r>
+        <w:t>Добавлены</w:t>
+      </w:r>
+      <w:r>
+        <w:rPr>
+          <w:lang w:val="en-US"/>
+        </w:rPr>
+        <w:t xml:space="preserve">: </w:t>
+      </w:r>
       <w:r>
         <w:rPr>
           <w:rFonts w:ascii="Consolas" w:hAnsi="Consolas"/>
@@ -3673,9 +3774,9 @@
           <w:szCs w:val="20"/>
           <w:lang w:val="en-US"/>
         </w:rPr>
-        <w:t>relu</w:t>
-      </w:r>
-      <w:proofErr w:type="spellEnd"/>
+        <w:t xml:space="preserve">GlobalAveragePooling2D → </w:t>
+      </w:r>
+      <w:proofErr w:type="gramStart"/>
       <w:r>
         <w:rPr>
           <w:rFonts w:ascii="Consolas" w:hAnsi="Consolas"/>
@@ -3683,84 +3784,9 @@
           <w:szCs w:val="20"/>
           <w:lang w:val="en-US"/>
         </w:rPr>
-        <w:t>) → Dropout(0.5) → Dense(2)</w:t>
-      </w:r>
-      <w:r>
-        <w:rPr>
-          <w:lang w:val="en-US"/>
-        </w:rPr>
-        <w:t xml:space="preserve">. </w:t>
-      </w:r>
-      <w:r>
-        <w:t>Применяется</w:t>
-      </w:r>
-      <w:r>
-        <w:rPr>
-          <w:lang w:val="en-US"/>
-        </w:rPr>
-        <w:t xml:space="preserve"> transfer learning.</w:t>
-      </w:r>
-    </w:p>
-    <w:p>
-      <w:pPr>
-        <w:rPr>
-          <w:lang w:val="en-US"/>
-        </w:rPr>
-      </w:pPr>
-      <w:proofErr w:type="spellStart"/>
-      <w:r>
-        <w:rPr>
-          <w:lang w:val="en-US"/>
-        </w:rPr>
-        <w:t>ResNet</w:t>
-      </w:r>
-      <w:proofErr w:type="spellEnd"/>
-      <w:r>
-        <w:rPr>
-          <w:lang w:val="en-US"/>
-        </w:rPr>
-        <w:t xml:space="preserve"> </w:t>
-      </w:r>
-      <w:r>
-        <w:rPr>
-          <w:rFonts w:cs="Times New Roman"/>
-          <w:lang w:val="en-US"/>
-        </w:rPr>
-        <w:t>–</w:t>
-      </w:r>
-      <w:r>
-        <w:rPr>
-          <w:lang w:val="en-US"/>
-        </w:rPr>
-        <w:t xml:space="preserve"> </w:t>
-      </w:r>
-      <w:r>
-        <w:t>собственная</w:t>
-      </w:r>
-      <w:r>
-        <w:rPr>
-          <w:lang w:val="en-US"/>
-        </w:rPr>
-        <w:t xml:space="preserve"> </w:t>
-      </w:r>
-      <w:r>
-        <w:t>реализация</w:t>
-      </w:r>
-      <w:r>
-        <w:rPr>
-          <w:lang w:val="en-US"/>
-        </w:rPr>
-        <w:t xml:space="preserve"> ResNet-20 (n=3): </w:t>
-      </w:r>
-      <w:r>
-        <w:t>Начальный</w:t>
-      </w:r>
-      <w:r>
-        <w:rPr>
-          <w:lang w:val="en-US"/>
-        </w:rPr>
-        <w:t xml:space="preserve"> </w:t>
-      </w:r>
+        <w:t>Dense(</w:t>
+      </w:r>
+      <w:proofErr w:type="gramEnd"/>
       <w:r>
         <w:rPr>
           <w:rFonts w:ascii="Consolas" w:hAnsi="Consolas"/>
@@ -3768,14 +3794,9 @@
           <w:szCs w:val="20"/>
           <w:lang w:val="en-US"/>
         </w:rPr>
-        <w:t>Conv</w:t>
-      </w:r>
-      <w:r>
-        <w:rPr>
-          <w:lang w:val="en-US"/>
-        </w:rPr>
-        <w:t xml:space="preserve"> </w:t>
-      </w:r>
+        <w:t xml:space="preserve">512, </w:t>
+      </w:r>
+      <w:proofErr w:type="spellStart"/>
       <w:r>
         <w:rPr>
           <w:rFonts w:ascii="Consolas" w:hAnsi="Consolas"/>
@@ -3783,23 +3804,9 @@
           <w:szCs w:val="20"/>
           <w:lang w:val="en-US"/>
         </w:rPr>
-        <w:t>+</w:t>
-      </w:r>
-      <w:r>
-        <w:rPr>
-          <w:lang w:val="en-US"/>
-        </w:rPr>
-        <w:t xml:space="preserve"> 3 </w:t>
-      </w:r>
-      <w:r>
-        <w:t>группы</w:t>
-      </w:r>
-      <w:r>
-        <w:rPr>
-          <w:lang w:val="en-US"/>
-        </w:rPr>
-        <w:t xml:space="preserve"> </w:t>
-      </w:r>
+        <w:t>relu</w:t>
+      </w:r>
+      <w:proofErr w:type="spellEnd"/>
       <w:r>
         <w:rPr>
           <w:rFonts w:ascii="Consolas" w:hAnsi="Consolas"/>
@@ -3807,8 +3814,38 @@
           <w:szCs w:val="20"/>
           <w:lang w:val="en-US"/>
         </w:rPr>
-        <w:t>residual blocks</w:t>
-      </w:r>
+        <w:t>) → Dropout(0.5) → Dense(2)</w:t>
+      </w:r>
+      <w:r>
+        <w:rPr>
+          <w:lang w:val="en-US"/>
+        </w:rPr>
+        <w:t xml:space="preserve">. </w:t>
+      </w:r>
+      <w:r>
+        <w:t>Применяется</w:t>
+      </w:r>
+      <w:r>
+        <w:rPr>
+          <w:lang w:val="en-US"/>
+        </w:rPr>
+        <w:t xml:space="preserve"> transfer learning.</w:t>
+      </w:r>
+    </w:p>
+    <w:p>
+      <w:pPr>
+        <w:rPr>
+          <w:lang w:val="en-US"/>
+        </w:rPr>
+      </w:pPr>
+      <w:proofErr w:type="spellStart"/>
+      <w:r>
+        <w:rPr>
+          <w:lang w:val="en-US"/>
+        </w:rPr>
+        <w:t>ResNet</w:t>
+      </w:r>
+      <w:proofErr w:type="spellEnd"/>
       <w:r>
         <w:rPr>
           <w:lang w:val="en-US"/>
@@ -3816,7 +3853,11 @@
         <w:t xml:space="preserve"> </w:t>
       </w:r>
       <w:r>
-        <w:t>с</w:t>
+        <w:rPr>
+          <w:rFonts w:cs="Times New Roman"/>
+          <w:lang w:val="en-US"/>
+        </w:rPr>
+        <w:t>–</w:t>
       </w:r>
       <w:r>
         <w:rPr>
@@ -3824,7 +3865,33 @@
         </w:rPr>
         <w:t xml:space="preserve"> </w:t>
       </w:r>
-      <w:proofErr w:type="spellStart"/>
+      <w:r>
+        <w:t>собственная</w:t>
+      </w:r>
+      <w:r>
+        <w:rPr>
+          <w:lang w:val="en-US"/>
+        </w:rPr>
+        <w:t xml:space="preserve"> </w:t>
+      </w:r>
+      <w:r>
+        <w:t>реализация</w:t>
+      </w:r>
+      <w:r>
+        <w:rPr>
+          <w:lang w:val="en-US"/>
+        </w:rPr>
+        <w:t xml:space="preserve"> ResNet-20 (n=3): </w:t>
+      </w:r>
+      <w:r>
+        <w:t>Начальный</w:t>
+      </w:r>
+      <w:r>
+        <w:rPr>
+          <w:lang w:val="en-US"/>
+        </w:rPr>
+        <w:t xml:space="preserve"> </w:t>
+      </w:r>
       <w:r>
         <w:rPr>
           <w:rFonts w:ascii="Consolas" w:hAnsi="Consolas"/>
@@ -3832,16 +3899,14 @@
           <w:szCs w:val="20"/>
           <w:lang w:val="en-US"/>
         </w:rPr>
-        <w:t>BatchNormalization</w:t>
-      </w:r>
-      <w:proofErr w:type="spellEnd"/>
-      <w:r>
-        <w:rPr>
-          <w:lang w:val="en-US"/>
-        </w:rPr>
-        <w:t xml:space="preserve">, </w:t>
-      </w:r>
-      <w:proofErr w:type="spellStart"/>
+        <w:t>Conv</w:t>
+      </w:r>
+      <w:r>
+        <w:rPr>
+          <w:lang w:val="en-US"/>
+        </w:rPr>
+        <w:t xml:space="preserve"> </w:t>
+      </w:r>
       <w:r>
         <w:rPr>
           <w:rFonts w:ascii="Consolas" w:hAnsi="Consolas"/>
@@ -3849,17 +3914,16 @@
           <w:szCs w:val="20"/>
           <w:lang w:val="en-US"/>
         </w:rPr>
-        <w:t>ReLU</w:t>
-      </w:r>
-      <w:proofErr w:type="spellEnd"/>
-      <w:r>
-        <w:rPr>
-          <w:lang w:val="en-US"/>
-        </w:rPr>
-        <w:t xml:space="preserve"> </w:t>
-      </w:r>
-      <w:r>
-        <w:t>и</w:t>
+        <w:t>+</w:t>
+      </w:r>
+      <w:r>
+        <w:rPr>
+          <w:lang w:val="en-US"/>
+        </w:rPr>
+        <w:t xml:space="preserve"> 3 </w:t>
+      </w:r>
+      <w:r>
+        <w:t>группы</w:t>
       </w:r>
       <w:r>
         <w:rPr>
@@ -3874,13 +3938,22 @@
           <w:szCs w:val="20"/>
           <w:lang w:val="en-US"/>
         </w:rPr>
-        <w:t>skip-connections</w:t>
-      </w:r>
-      <w:r>
-        <w:rPr>
-          <w:lang w:val="en-US"/>
-        </w:rPr>
-        <w:t xml:space="preserve"> (</w:t>
+        <w:t>residual blocks</w:t>
+      </w:r>
+      <w:r>
+        <w:rPr>
+          <w:lang w:val="en-US"/>
+        </w:rPr>
+        <w:t xml:space="preserve"> </w:t>
+      </w:r>
+      <w:r>
+        <w:t>с</w:t>
+      </w:r>
+      <w:r>
+        <w:rPr>
+          <w:lang w:val="en-US"/>
+        </w:rPr>
+        <w:t xml:space="preserve"> </w:t>
       </w:r>
       <w:proofErr w:type="spellStart"/>
       <w:r>
@@ -3890,33 +3963,16 @@
           <w:szCs w:val="20"/>
           <w:lang w:val="en-US"/>
         </w:rPr>
-        <w:t>HeNormal</w:t>
+        <w:t>BatchNormalization</w:t>
       </w:r>
       <w:proofErr w:type="spellEnd"/>
       <w:r>
         <w:rPr>
           <w:lang w:val="en-US"/>
         </w:rPr>
-        <w:t xml:space="preserve"> </w:t>
-      </w:r>
-      <w:r>
-        <w:t>инициализация</w:t>
-      </w:r>
-      <w:r>
-        <w:rPr>
-          <w:lang w:val="en-US"/>
-        </w:rPr>
-        <w:t xml:space="preserve">). </w:t>
-      </w:r>
-      <w:r>
-        <w:t>Завершается</w:t>
-      </w:r>
-      <w:r>
-        <w:rPr>
-          <w:lang w:val="en-US"/>
-        </w:rPr>
-        <w:t xml:space="preserve"> </w:t>
-      </w:r>
+        <w:t xml:space="preserve">, </w:t>
+      </w:r>
+      <w:proofErr w:type="spellStart"/>
       <w:r>
         <w:rPr>
           <w:rFonts w:ascii="Consolas" w:hAnsi="Consolas"/>
@@ -3924,17 +3980,9 @@
           <w:szCs w:val="20"/>
           <w:lang w:val="en-US"/>
         </w:rPr>
-        <w:t>GlobalAveragePooling2D + Dense(2)</w:t>
-      </w:r>
-      <w:r>
-        <w:rPr>
-          <w:lang w:val="en-US"/>
-        </w:rPr>
-        <w:t xml:space="preserve">. </w:t>
-      </w:r>
-      <w:r>
-        <w:t>Обучается</w:t>
-      </w:r>
+        <w:t>ReLU</w:t>
+      </w:r>
+      <w:proofErr w:type="spellEnd"/>
       <w:r>
         <w:rPr>
           <w:lang w:val="en-US"/>
@@ -3942,62 +3990,13 @@
         <w:t xml:space="preserve"> </w:t>
       </w:r>
       <w:r>
-        <w:t>с</w:t>
+        <w:t>и</w:t>
       </w:r>
       <w:r>
         <w:rPr>
           <w:lang w:val="en-US"/>
         </w:rPr>
         <w:t xml:space="preserve"> </w:t>
-      </w:r>
-      <w:r>
-        <w:t>нуля</w:t>
-      </w:r>
-      <w:r>
-        <w:rPr>
-          <w:lang w:val="en-US"/>
-        </w:rPr>
-        <w:t>.</w:t>
-      </w:r>
-      <w:r>
-        <w:rPr>
-          <w:lang w:val="en-US"/>
-        </w:rPr>
-        <w:t xml:space="preserve"> </w:t>
-      </w:r>
-    </w:p>
-    <w:p>
-      <w:pPr>
-        <w:rPr>
-          <w:lang w:val="en-US"/>
-        </w:rPr>
-      </w:pPr>
-      <w:r>
-        <w:t>Общие</w:t>
-      </w:r>
-      <w:r>
-        <w:rPr>
-          <w:lang w:val="en-US"/>
-        </w:rPr>
-        <w:t xml:space="preserve"> </w:t>
-      </w:r>
-      <w:r>
-        <w:t>параметры</w:t>
-      </w:r>
-      <w:r>
-        <w:rPr>
-          <w:lang w:val="en-US"/>
-        </w:rPr>
-        <w:t xml:space="preserve"> </w:t>
-      </w:r>
-      <w:r>
-        <w:t>обучения</w:t>
-      </w:r>
-      <w:r>
-        <w:rPr>
-          <w:lang w:val="en-US"/>
-        </w:rPr>
-        <w:t xml:space="preserve">: Optimizer: </w:t>
       </w:r>
       <w:r>
         <w:rPr>
@@ -4006,13 +4005,13 @@
           <w:szCs w:val="20"/>
           <w:lang w:val="en-US"/>
         </w:rPr>
-        <w:t>Adam</w:t>
-      </w:r>
-      <w:r>
-        <w:rPr>
-          <w:lang w:val="en-US"/>
-        </w:rPr>
-        <w:t xml:space="preserve">, Loss: </w:t>
+        <w:t>skip-connections</w:t>
+      </w:r>
+      <w:r>
+        <w:rPr>
+          <w:lang w:val="en-US"/>
+        </w:rPr>
+        <w:t xml:space="preserve"> (</w:t>
       </w:r>
       <w:proofErr w:type="spellStart"/>
       <w:r>
@@ -4022,9 +4021,33 @@
           <w:szCs w:val="20"/>
           <w:lang w:val="en-US"/>
         </w:rPr>
-        <w:t>SparseCategoricalCrossentropy</w:t>
+        <w:t>HeNormal</w:t>
       </w:r>
       <w:proofErr w:type="spellEnd"/>
+      <w:r>
+        <w:rPr>
+          <w:lang w:val="en-US"/>
+        </w:rPr>
+        <w:t xml:space="preserve"> </w:t>
+      </w:r>
+      <w:r>
+        <w:t>инициализация</w:t>
+      </w:r>
+      <w:r>
+        <w:rPr>
+          <w:lang w:val="en-US"/>
+        </w:rPr>
+        <w:t xml:space="preserve">). </w:t>
+      </w:r>
+      <w:r>
+        <w:t>Завершается</w:t>
+      </w:r>
+      <w:r>
+        <w:rPr>
+          <w:lang w:val="en-US"/>
+        </w:rPr>
+        <w:t xml:space="preserve"> </w:t>
+      </w:r>
       <w:r>
         <w:rPr>
           <w:rFonts w:ascii="Consolas" w:hAnsi="Consolas"/>
@@ -4032,9 +4055,9 @@
           <w:szCs w:val="20"/>
           <w:lang w:val="en-US"/>
         </w:rPr>
-        <w:t>(</w:t>
-      </w:r>
-      <w:proofErr w:type="spellStart"/>
+        <w:t xml:space="preserve">GlobalAveragePooling2D + </w:t>
+      </w:r>
+      <w:proofErr w:type="gramStart"/>
       <w:r>
         <w:rPr>
           <w:rFonts w:ascii="Consolas" w:hAnsi="Consolas"/>
@@ -4042,9 +4065,9 @@
           <w:szCs w:val="20"/>
           <w:lang w:val="en-US"/>
         </w:rPr>
-        <w:t>from_logits</w:t>
-      </w:r>
-      <w:proofErr w:type="spellEnd"/>
+        <w:t>Dense(</w:t>
+      </w:r>
+      <w:proofErr w:type="gramEnd"/>
       <w:r>
         <w:rPr>
           <w:rFonts w:ascii="Consolas" w:hAnsi="Consolas"/>
@@ -4052,19 +4075,80 @@
           <w:szCs w:val="20"/>
           <w:lang w:val="en-US"/>
         </w:rPr>
-        <w:t>=True)</w:t>
-      </w:r>
-      <w:r>
-        <w:rPr>
-          <w:lang w:val="en-US"/>
-        </w:rPr>
-        <w:t xml:space="preserve">, </w:t>
-      </w:r>
-      <w:r>
-        <w:rPr>
-          <w:lang w:val="en-US"/>
-        </w:rPr>
-        <w:t xml:space="preserve">Metric: </w:t>
+        <w:t>2)</w:t>
+      </w:r>
+      <w:r>
+        <w:rPr>
+          <w:lang w:val="en-US"/>
+        </w:rPr>
+        <w:t xml:space="preserve">. </w:t>
+      </w:r>
+      <w:r>
+        <w:t>Обучается</w:t>
+      </w:r>
+      <w:r>
+        <w:rPr>
+          <w:lang w:val="en-US"/>
+        </w:rPr>
+        <w:t xml:space="preserve"> </w:t>
+      </w:r>
+      <w:r>
+        <w:t>с</w:t>
+      </w:r>
+      <w:r>
+        <w:rPr>
+          <w:lang w:val="en-US"/>
+        </w:rPr>
+        <w:t xml:space="preserve"> </w:t>
+      </w:r>
+      <w:r>
+        <w:t>нуля</w:t>
+      </w:r>
+      <w:r>
+        <w:rPr>
+          <w:lang w:val="en-US"/>
+        </w:rPr>
+        <w:t>.</w:t>
+      </w:r>
+      <w:r>
+        <w:rPr>
+          <w:lang w:val="en-US"/>
+        </w:rPr>
+        <w:t xml:space="preserve"> </w:t>
+      </w:r>
+    </w:p>
+    <w:p>
+      <w:pPr>
+        <w:rPr>
+          <w:lang w:val="en-US"/>
+        </w:rPr>
+      </w:pPr>
+      <w:r>
+        <w:t>Общие</w:t>
+      </w:r>
+      <w:r>
+        <w:rPr>
+          <w:lang w:val="en-US"/>
+        </w:rPr>
+        <w:t xml:space="preserve"> </w:t>
+      </w:r>
+      <w:r>
+        <w:t>параметры</w:t>
+      </w:r>
+      <w:r>
+        <w:rPr>
+          <w:lang w:val="en-US"/>
+        </w:rPr>
+        <w:t xml:space="preserve"> </w:t>
+      </w:r>
+      <w:r>
+        <w:t>обучения</w:t>
+      </w:r>
+      <w:r>
+        <w:rPr>
+          <w:lang w:val="en-US"/>
+        </w:rPr>
+        <w:t xml:space="preserve">: Optimizer: </w:t>
       </w:r>
       <w:r>
         <w:rPr>
@@ -4073,6 +4157,73 @@
           <w:szCs w:val="20"/>
           <w:lang w:val="en-US"/>
         </w:rPr>
+        <w:t>Adam</w:t>
+      </w:r>
+      <w:r>
+        <w:rPr>
+          <w:lang w:val="en-US"/>
+        </w:rPr>
+        <w:t xml:space="preserve">, Loss: </w:t>
+      </w:r>
+      <w:proofErr w:type="spellStart"/>
+      <w:r>
+        <w:rPr>
+          <w:rFonts w:ascii="Consolas" w:hAnsi="Consolas"/>
+          <w:sz w:val="24"/>
+          <w:szCs w:val="20"/>
+          <w:lang w:val="en-US"/>
+        </w:rPr>
+        <w:t>SparseCategoricalCrossentropy</w:t>
+      </w:r>
+      <w:proofErr w:type="spellEnd"/>
+      <w:r>
+        <w:rPr>
+          <w:rFonts w:ascii="Consolas" w:hAnsi="Consolas"/>
+          <w:sz w:val="24"/>
+          <w:szCs w:val="20"/>
+          <w:lang w:val="en-US"/>
+        </w:rPr>
+        <w:t>(</w:t>
+      </w:r>
+      <w:proofErr w:type="spellStart"/>
+      <w:r>
+        <w:rPr>
+          <w:rFonts w:ascii="Consolas" w:hAnsi="Consolas"/>
+          <w:sz w:val="24"/>
+          <w:szCs w:val="20"/>
+          <w:lang w:val="en-US"/>
+        </w:rPr>
+        <w:t>from_logits</w:t>
+      </w:r>
+      <w:proofErr w:type="spellEnd"/>
+      <w:r>
+        <w:rPr>
+          <w:rFonts w:ascii="Consolas" w:hAnsi="Consolas"/>
+          <w:sz w:val="24"/>
+          <w:szCs w:val="20"/>
+          <w:lang w:val="en-US"/>
+        </w:rPr>
+        <w:t>=True)</w:t>
+      </w:r>
+      <w:r>
+        <w:rPr>
+          <w:lang w:val="en-US"/>
+        </w:rPr>
+        <w:t xml:space="preserve">, </w:t>
+      </w:r>
+      <w:r>
+        <w:rPr>
+          <w:lang w:val="en-US"/>
+        </w:rPr>
+        <w:t xml:space="preserve">Metric: </w:t>
+      </w:r>
+      <w:r>
+        <w:rPr>
+          <w:rFonts w:ascii="Consolas" w:hAnsi="Consolas"/>
+          <w:sz w:val="24"/>
+          <w:szCs w:val="20"/>
+          <w:lang w:val="en-US"/>
+        </w:rPr>
         <w:t>accuracy</w:t>
       </w:r>
       <w:r>
@@ -4114,13 +4265,18 @@
         <w:t>/</w:t>
       </w:r>
       <w:r>
-        <w:t xml:space="preserve"> (формат .</w:t>
+        <w:t xml:space="preserve"> (</w:t>
+      </w:r>
+      <w:proofErr w:type="gramStart"/>
+      <w:r>
+        <w:t>формат .</w:t>
       </w:r>
       <w:proofErr w:type="spellStart"/>
       <w:r>
         <w:t>keras</w:t>
       </w:r>
       <w:proofErr w:type="spellEnd"/>
+      <w:proofErr w:type="gramEnd"/>
       <w:r>
         <w:t xml:space="preserve">), метрики — в </w:t>
       </w:r>
@@ -4149,7 +4305,7 @@
       <w:pPr>
         <w:pStyle w:val="a5"/>
       </w:pPr>
-      <w:bookmarkStart w:id="4" w:name="_Toc225708474"/>
+      <w:bookmarkStart w:id="4" w:name="_Toc225710939"/>
       <w:r>
         <w:lastRenderedPageBreak/>
         <w:t>ОБУЧЕНИЕ МОДЕЛЕЙ</w:t>
@@ -5214,7 +5370,7 @@
       <w:pPr>
         <w:pStyle w:val="a5"/>
       </w:pPr>
-      <w:bookmarkStart w:id="5" w:name="_Toc225708475"/>
+      <w:bookmarkStart w:id="5" w:name="_Toc225710940"/>
       <w:r>
         <w:t>ВЗАИМОДЕЙСТВИЕ С МОДЕЛЯМИ</w:t>
       </w:r>
@@ -5592,7 +5748,7 @@
       <w:pPr>
         <w:pStyle w:val="a5"/>
       </w:pPr>
-      <w:bookmarkStart w:id="6" w:name="_Toc225708476"/>
+      <w:bookmarkStart w:id="6" w:name="_Toc225710941"/>
       <w:r>
         <w:t>ВЫВОДЫ</w:t>
       </w:r>
@@ -5766,9 +5922,11 @@
       <w:pPr>
         <w:pStyle w:val="a5"/>
       </w:pPr>
+      <w:bookmarkStart w:id="7" w:name="_Toc225710942"/>
       <w:r>
         <w:t>ПРИЛОЖЕНИЕ</w:t>
       </w:r>
+      <w:bookmarkEnd w:id="7"/>
     </w:p>
     <w:p>
       <w:r>
@@ -5859,6 +6017,19 @@
             <w:lang w:val="en-US"/>
           </w:rPr>
           <w:t>LETI</w:t>
+        </w:r>
+        <w:r>
+          <w:rPr>
+            <w:rStyle w:val="af0"/>
+          </w:rPr>
+          <w:t>/</w:t>
+        </w:r>
+        <w:r>
+          <w:rPr>
+            <w:rStyle w:val="af0"/>
+            <w:lang w:val="en-US"/>
+          </w:rPr>
+          <w:t>tree</w:t>
         </w:r>
         <w:r>
           <w:rPr>
